--- a/сети/Лабораторная работа 6/лабораторная_6.docx
+++ b/сети/Лабораторная работа 6/лабораторная_6.docx
@@ -75,7 +75,25 @@
           <w:color w:val="000000"/>
           <w:spacing w:val="100"/>
         </w:rPr>
-        <w:t>(НИУ «БелГУ»)</w:t>
+        <w:t>(НИУ «</w:t>
+      </w:r>
+      <w:proofErr w:type="spellStart"/>
+      <w:r>
+        <w:rPr>
+          <w:b/>
+          <w:color w:val="000000"/>
+          <w:spacing w:val="100"/>
+        </w:rPr>
+        <w:t>БелГУ</w:t>
+      </w:r>
+      <w:proofErr w:type="spellEnd"/>
+      <w:r>
+        <w:rPr>
+          <w:b/>
+          <w:color w:val="000000"/>
+          <w:spacing w:val="100"/>
+        </w:rPr>
+        <w:t>»)</w:t>
       </w:r>
     </w:p>
     <w:p>
@@ -400,12 +418,21 @@
         </w:rPr>
       </w:pPr>
       <w:hyperlink r:id="rId7" w:tooltip="Расписание преподавателя" w:history="1">
+        <w:proofErr w:type="spellStart"/>
         <w:r>
           <w:rPr>
             <w:sz w:val="28"/>
             <w:szCs w:val="28"/>
           </w:rPr>
-          <w:t>Морсаков И О</w:t>
+          <w:t>Морсаков</w:t>
+        </w:r>
+        <w:proofErr w:type="spellEnd"/>
+        <w:r>
+          <w:rPr>
+            <w:sz w:val="28"/>
+            <w:szCs w:val="28"/>
+          </w:rPr>
+          <w:t xml:space="preserve"> И О</w:t>
         </w:r>
       </w:hyperlink>
       <w:r>
@@ -670,7 +697,7 @@
         <w:keepNext/>
         <w:pageBreakBefore/>
         <w:spacing w:before="120" w:after="120" w:line="276" w:lineRule="auto"/>
-        <w:jc w:val="center"/>
+        <w:jc w:val="both"/>
         <w:rPr>
           <w:b/>
           <w:sz w:val="28"/>
@@ -686,22 +713,27 @@
         <w:lastRenderedPageBreak/>
         <w:t>Цель работы</w:t>
       </w:r>
-    </w:p>
-    <w:p>
-      <w:pPr>
-        <w:spacing w:after="120" w:line="276" w:lineRule="auto"/>
-        <w:jc w:val="both"/>
-        <w:rPr>
-          <w:sz w:val="28"/>
-          <w:szCs w:val="28"/>
-        </w:rPr>
-      </w:pPr>
-      <w:r>
-        <w:rPr>
-          <w:sz w:val="28"/>
-          <w:szCs w:val="28"/>
-        </w:rPr>
-        <w:t>Изучить основы динамической маршрутизации и работу дистанционно-векторного протокола RIP, получить навыки настройки маршрутизаторов и проверки доступности удалённых подсетей.</w:t>
+      <w:r>
+        <w:rPr>
+          <w:b/>
+          <w:sz w:val="28"/>
+          <w:szCs w:val="28"/>
+        </w:rPr>
+        <w:t xml:space="preserve">: </w:t>
+      </w:r>
+      <w:r>
+        <w:rPr>
+          <w:sz w:val="28"/>
+          <w:szCs w:val="28"/>
+        </w:rPr>
+        <w:t>изучить</w:t>
+      </w:r>
+      <w:r>
+        <w:rPr>
+          <w:sz w:val="28"/>
+          <w:szCs w:val="28"/>
+        </w:rPr>
+        <w:t xml:space="preserve"> основы динамической маршрутизации и работу дистанционно-векторного протокола RIP, получить навыки настройки маршрутизаторов и проверки доступности удалённых подсетей.</w:t>
       </w:r>
     </w:p>
     <w:p>
@@ -790,7 +822,7 @@
             <v:path o:extrusionok="f" gradientshapeok="t" o:connecttype="rect"/>
             <o:lock v:ext="edit" aspectratio="t"/>
           </v:shapetype>
-          <v:shape id="Picture 1" o:spid="_x0000_i1029" type="#_x0000_t75" style="width:439.5pt;height:357.75pt;visibility:visible;mso-wrap-style:square">
+          <v:shape id="Picture 1" o:spid="_x0000_i1025" type="#_x0000_t75" style="width:439.5pt;height:357.75pt;visibility:visible;mso-wrap-style:square">
             <v:imagedata r:id="rId8" o:title=""/>
           </v:shape>
         </w:pict>
@@ -810,48 +842,105 @@
           <w:sz w:val="24"/>
           <w:szCs w:val="28"/>
         </w:rPr>
-        <w:t>Рисунок 1 – Схема сети в Cisco Packet Tracer</w:t>
-      </w:r>
+        <w:t xml:space="preserve">Рисунок 1 – Схема сети в Cisco Packet </w:t>
+      </w:r>
+      <w:proofErr w:type="spellStart"/>
+      <w:r>
+        <w:rPr>
+          <w:sz w:val="24"/>
+          <w:szCs w:val="28"/>
+        </w:rPr>
+        <w:t>Tracer</w:t>
+      </w:r>
+      <w:proofErr w:type="spellEnd"/>
     </w:p>
     <w:p>
       <w:pPr>
         <w:spacing w:after="120" w:line="276" w:lineRule="auto"/>
         <w:jc w:val="both"/>
         <w:rPr>
-          <w:sz w:val="28"/>
-          <w:szCs w:val="28"/>
-        </w:rPr>
-      </w:pPr>
-      <w:r>
-        <w:rPr>
           <w:sz w:val="24"/>
           <w:szCs w:val="28"/>
         </w:rPr>
+      </w:pPr>
+    </w:p>
+    <w:p>
+      <w:pPr>
+        <w:spacing w:after="120" w:line="276" w:lineRule="auto"/>
+        <w:jc w:val="both"/>
+        <w:rPr>
+          <w:sz w:val="24"/>
+          <w:szCs w:val="28"/>
+        </w:rPr>
+      </w:pPr>
+      <w:r>
+        <w:rPr>
+          <w:sz w:val="24"/>
+          <w:szCs w:val="28"/>
+        </w:rPr>
         <w:t>В проекте Router1 соответствует R1, Router2 – R2, а маршрутизатор с подписью «Блинов К.И» – R3. Компьютеры PC0, PC1 и PC2 подключены к R1, R2 и R3 соответственно.</w:t>
       </w:r>
     </w:p>
     <w:p>
       <w:pPr>
-        <w:keepNext/>
-        <w:pageBreakBefore/>
-        <w:spacing w:before="120" w:after="120" w:line="276" w:lineRule="auto"/>
-        <w:jc w:val="center"/>
-        <w:rPr>
-          <w:b/>
-          <w:sz w:val="28"/>
-          <w:szCs w:val="28"/>
-        </w:rPr>
-      </w:pPr>
-      <w:r>
-        <w:rPr>
-          <w:b/>
-          <w:sz w:val="28"/>
-          <w:szCs w:val="28"/>
+        <w:spacing w:after="120" w:line="276" w:lineRule="auto"/>
+        <w:jc w:val="both"/>
+        <w:rPr>
+          <w:sz w:val="24"/>
+          <w:szCs w:val="28"/>
+        </w:rPr>
+      </w:pPr>
+    </w:p>
+    <w:p>
+      <w:pPr>
+        <w:spacing w:after="120" w:line="276" w:lineRule="auto"/>
+        <w:jc w:val="both"/>
+        <w:rPr>
+          <w:sz w:val="24"/>
+          <w:szCs w:val="28"/>
+        </w:rPr>
+      </w:pPr>
+    </w:p>
+    <w:p>
+      <w:pPr>
+        <w:spacing w:after="120" w:line="276" w:lineRule="auto"/>
+        <w:jc w:val="both"/>
+        <w:rPr>
+          <w:sz w:val="24"/>
+          <w:szCs w:val="28"/>
+        </w:rPr>
+      </w:pPr>
+    </w:p>
+    <w:p>
+      <w:pPr>
+        <w:spacing w:after="120" w:line="276" w:lineRule="auto"/>
+        <w:jc w:val="both"/>
+        <w:rPr>
+          <w:sz w:val="28"/>
+          <w:szCs w:val="28"/>
+        </w:rPr>
+      </w:pPr>
+    </w:p>
+    <w:p>
+      <w:pPr>
+        <w:pStyle w:val="af7"/>
+        <w:rPr>
+          <w:rFonts w:ascii="Times New Roman" w:hAnsi="Times New Roman"/>
+          <w:kern w:val="0"/>
+          <w:sz w:val="28"/>
+        </w:rPr>
+      </w:pPr>
+      <w:r>
+        <w:rPr>
+          <w:rFonts w:ascii="Times New Roman" w:hAnsi="Times New Roman"/>
+          <w:kern w:val="0"/>
+          <w:sz w:val="28"/>
         </w:rPr>
         <w:lastRenderedPageBreak/>
         <w:t>Адресация устройств</w:t>
       </w:r>
     </w:p>
+    <w:p/>
     <w:tbl>
       <w:tblPr>
         <w:tblW w:w="0" w:type="auto"/>
@@ -1585,12 +1674,38 @@
           <w:szCs w:val="28"/>
         </w:rPr>
       </w:pPr>
-      <w:r>
-        <w:rPr>
-          <w:sz w:val="28"/>
-          <w:szCs w:val="28"/>
-        </w:rPr>
-        <w:t>В исходной схеме нумерация подключённых Serial-портов отличалась от рисунка методички. Командой</w:t>
+    </w:p>
+    <w:p>
+      <w:pPr>
+        <w:spacing w:after="120" w:line="276" w:lineRule="auto"/>
+        <w:jc w:val="both"/>
+        <w:rPr>
+          <w:sz w:val="28"/>
+          <w:szCs w:val="28"/>
+        </w:rPr>
+      </w:pPr>
+      <w:r>
+        <w:rPr>
+          <w:sz w:val="28"/>
+          <w:szCs w:val="28"/>
+        </w:rPr>
+        <w:t xml:space="preserve">В исходной схеме нумерация подключённых </w:t>
+      </w:r>
+      <w:proofErr w:type="spellStart"/>
+      <w:r>
+        <w:rPr>
+          <w:sz w:val="28"/>
+          <w:szCs w:val="28"/>
+        </w:rPr>
+        <w:t>Serial</w:t>
+      </w:r>
+      <w:proofErr w:type="spellEnd"/>
+      <w:r>
+        <w:rPr>
+          <w:sz w:val="28"/>
+          <w:szCs w:val="28"/>
+        </w:rPr>
+        <w:t>-портов отличалась от рисунка методички. Командой</w:t>
       </w:r>
       <w:r>
         <w:rPr>
@@ -1598,7 +1713,25 @@
           <w:szCs w:val="28"/>
           <w:lang w:val="en-US"/>
         </w:rPr>
-        <w:t xml:space="preserve"> show cdp neighbors </w:t>
+        <w:t xml:space="preserve"> show </w:t>
+      </w:r>
+      <w:proofErr w:type="spellStart"/>
+      <w:r>
+        <w:rPr>
+          <w:sz w:val="28"/>
+          <w:szCs w:val="28"/>
+          <w:lang w:val="en-US"/>
+        </w:rPr>
+        <w:t>cdp</w:t>
+      </w:r>
+      <w:proofErr w:type="spellEnd"/>
+      <w:r>
+        <w:rPr>
+          <w:sz w:val="28"/>
+          <w:szCs w:val="28"/>
+          <w:lang w:val="en-US"/>
+        </w:rPr>
+        <w:t xml:space="preserve"> neighbors </w:t>
       </w:r>
       <w:r>
         <w:rPr>
@@ -1652,6 +1785,16 @@
         </w:rPr>
         <w:t>Адреса назначены так, чтобы оба конца каждого соединения находились в одной подсети /30.</w:t>
       </w:r>
+    </w:p>
+    <w:p>
+      <w:pPr>
+        <w:spacing w:after="120" w:line="276" w:lineRule="auto"/>
+        <w:jc w:val="both"/>
+        <w:rPr>
+          <w:sz w:val="28"/>
+          <w:szCs w:val="28"/>
+        </w:rPr>
+      </w:pPr>
     </w:p>
     <w:tbl>
       <w:tblPr>
@@ -1966,12 +2109,86 @@
           <w:szCs w:val="28"/>
         </w:rPr>
       </w:pPr>
-      <w:r>
-        <w:rPr>
-          <w:sz w:val="28"/>
-          <w:szCs w:val="28"/>
-        </w:rPr>
-        <w:t>На компьютерах в разделе Desktop, окне IP Configuration выбрана статическая адресация. DNS для проверки связи по IP-адресам не требуется. Интерфейсы маршрутизаторов включены командой no shutdown, на стороне DCE последовательного соединения задаётся clock rate 56000.</w:t>
+    </w:p>
+    <w:p>
+      <w:pPr>
+        <w:spacing w:after="120" w:line="276" w:lineRule="auto"/>
+        <w:jc w:val="both"/>
+        <w:rPr>
+          <w:sz w:val="28"/>
+          <w:szCs w:val="28"/>
+        </w:rPr>
+      </w:pPr>
+      <w:r>
+        <w:rPr>
+          <w:sz w:val="28"/>
+          <w:szCs w:val="28"/>
+        </w:rPr>
+        <w:t xml:space="preserve">На компьютерах в разделе Desktop, окне IP Configuration выбрана статическая адресация. DNS для проверки связи по IP-адресам не требуется. Интерфейсы маршрутизаторов включены командой </w:t>
+      </w:r>
+      <w:proofErr w:type="spellStart"/>
+      <w:r>
+        <w:rPr>
+          <w:sz w:val="28"/>
+          <w:szCs w:val="28"/>
+        </w:rPr>
+        <w:t>no</w:t>
+      </w:r>
+      <w:proofErr w:type="spellEnd"/>
+      <w:r>
+        <w:rPr>
+          <w:sz w:val="28"/>
+          <w:szCs w:val="28"/>
+        </w:rPr>
+        <w:t xml:space="preserve"> </w:t>
+      </w:r>
+      <w:proofErr w:type="spellStart"/>
+      <w:r>
+        <w:rPr>
+          <w:sz w:val="28"/>
+          <w:szCs w:val="28"/>
+        </w:rPr>
+        <w:t>shutdown</w:t>
+      </w:r>
+      <w:proofErr w:type="spellEnd"/>
+      <w:r>
+        <w:rPr>
+          <w:sz w:val="28"/>
+          <w:szCs w:val="28"/>
+        </w:rPr>
+        <w:t xml:space="preserve">, на стороне DCE последовательного соединения задаётся </w:t>
+      </w:r>
+      <w:proofErr w:type="spellStart"/>
+      <w:r>
+        <w:rPr>
+          <w:sz w:val="28"/>
+          <w:szCs w:val="28"/>
+        </w:rPr>
+        <w:t>clock</w:t>
+      </w:r>
+      <w:proofErr w:type="spellEnd"/>
+      <w:r>
+        <w:rPr>
+          <w:sz w:val="28"/>
+          <w:szCs w:val="28"/>
+        </w:rPr>
+        <w:t xml:space="preserve"> </w:t>
+      </w:r>
+      <w:proofErr w:type="spellStart"/>
+      <w:r>
+        <w:rPr>
+          <w:sz w:val="28"/>
+          <w:szCs w:val="28"/>
+        </w:rPr>
+        <w:t>rate</w:t>
+      </w:r>
+      <w:proofErr w:type="spellEnd"/>
+      <w:r>
+        <w:rPr>
+          <w:sz w:val="28"/>
+          <w:szCs w:val="28"/>
+        </w:rPr>
+        <w:t xml:space="preserve"> 56000.</w:t>
       </w:r>
     </w:p>
     <w:p>
@@ -2010,7 +2227,39 @@
           <w:sz w:val="28"/>
           <w:szCs w:val="28"/>
         </w:rPr>
-        <w:t>На каждом маршрутизаторе включён RIP версии 2 и объявлены непосредственно подключённые сети. Команда no auto-summary отключает автоматическое суммирование. Изменения сохранены в файле проекта.</w:t>
+        <w:t xml:space="preserve">На каждом маршрутизаторе включён RIP версии 2 и объявлены непосредственно подключённые сети. Команда </w:t>
+      </w:r>
+      <w:proofErr w:type="spellStart"/>
+      <w:r>
+        <w:rPr>
+          <w:sz w:val="28"/>
+          <w:szCs w:val="28"/>
+        </w:rPr>
+        <w:t>no</w:t>
+      </w:r>
+      <w:proofErr w:type="spellEnd"/>
+      <w:r>
+        <w:rPr>
+          <w:sz w:val="28"/>
+          <w:szCs w:val="28"/>
+        </w:rPr>
+        <w:t xml:space="preserve"> </w:t>
+      </w:r>
+      <w:proofErr w:type="spellStart"/>
+      <w:r>
+        <w:rPr>
+          <w:sz w:val="28"/>
+          <w:szCs w:val="28"/>
+        </w:rPr>
+        <w:t>auto-summary</w:t>
+      </w:r>
+      <w:proofErr w:type="spellEnd"/>
+      <w:r>
+        <w:rPr>
+          <w:sz w:val="28"/>
+          <w:szCs w:val="28"/>
+        </w:rPr>
+        <w:t xml:space="preserve"> отключает автоматическое суммирование. Изменения сохранены в файле проекта.</w:t>
       </w:r>
     </w:p>
     <w:p>
@@ -2394,13 +2643,97 @@
           <w:szCs w:val="28"/>
         </w:rPr>
       </w:pPr>
-      <w:r>
-        <w:rPr>
-          <w:sz w:val="28"/>
-          <w:szCs w:val="28"/>
-        </w:rPr>
-        <w:t>После исправления адресов Serial-портов и обмена обновлениями выполнена команда show ip route на R3.</w:t>
-      </w:r>
+    </w:p>
+    <w:p>
+      <w:pPr>
+        <w:spacing w:after="120" w:line="276" w:lineRule="auto"/>
+        <w:jc w:val="both"/>
+        <w:rPr>
+          <w:sz w:val="28"/>
+          <w:szCs w:val="28"/>
+        </w:rPr>
+      </w:pPr>
+      <w:r>
+        <w:rPr>
+          <w:sz w:val="28"/>
+          <w:szCs w:val="28"/>
+        </w:rPr>
+        <w:t xml:space="preserve">После исправления адресов </w:t>
+      </w:r>
+      <w:proofErr w:type="spellStart"/>
+      <w:r>
+        <w:rPr>
+          <w:sz w:val="28"/>
+          <w:szCs w:val="28"/>
+        </w:rPr>
+        <w:t>Serial</w:t>
+      </w:r>
+      <w:proofErr w:type="spellEnd"/>
+      <w:r>
+        <w:rPr>
+          <w:sz w:val="28"/>
+          <w:szCs w:val="28"/>
+        </w:rPr>
+        <w:t xml:space="preserve">-портов и обмена обновлениями выполнена команда </w:t>
+      </w:r>
+      <w:proofErr w:type="spellStart"/>
+      <w:r>
+        <w:rPr>
+          <w:sz w:val="28"/>
+          <w:szCs w:val="28"/>
+        </w:rPr>
+        <w:t>show</w:t>
+      </w:r>
+      <w:proofErr w:type="spellEnd"/>
+      <w:r>
+        <w:rPr>
+          <w:sz w:val="28"/>
+          <w:szCs w:val="28"/>
+        </w:rPr>
+        <w:t xml:space="preserve"> </w:t>
+      </w:r>
+      <w:proofErr w:type="spellStart"/>
+      <w:r>
+        <w:rPr>
+          <w:sz w:val="28"/>
+          <w:szCs w:val="28"/>
+        </w:rPr>
+        <w:t>ip</w:t>
+      </w:r>
+      <w:proofErr w:type="spellEnd"/>
+      <w:r>
+        <w:rPr>
+          <w:sz w:val="28"/>
+          <w:szCs w:val="28"/>
+        </w:rPr>
+        <w:t xml:space="preserve"> </w:t>
+      </w:r>
+      <w:proofErr w:type="spellStart"/>
+      <w:r>
+        <w:rPr>
+          <w:sz w:val="28"/>
+          <w:szCs w:val="28"/>
+        </w:rPr>
+        <w:t>route</w:t>
+      </w:r>
+      <w:proofErr w:type="spellEnd"/>
+      <w:r>
+        <w:rPr>
+          <w:sz w:val="28"/>
+          <w:szCs w:val="28"/>
+        </w:rPr>
+        <w:t xml:space="preserve"> на R3.</w:t>
+      </w:r>
+    </w:p>
+    <w:p>
+      <w:pPr>
+        <w:spacing w:after="120" w:line="276" w:lineRule="auto"/>
+        <w:jc w:val="both"/>
+        <w:rPr>
+          <w:sz w:val="28"/>
+          <w:szCs w:val="28"/>
+        </w:rPr>
+      </w:pPr>
     </w:p>
     <w:p>
       <w:pPr>
@@ -2412,7 +2745,7 @@
           <w:noProof/>
         </w:rPr>
         <w:pict w14:anchorId="13E91ED5">
-          <v:shape id="Picture 2" o:spid="_x0000_i1028" type="#_x0000_t75" style="width:439.5pt;height:352.5pt;visibility:visible;mso-wrap-style:square">
+          <v:shape id="Picture 2" o:spid="_x0000_i1026" type="#_x0000_t75" style="width:439.5pt;height:352.5pt;visibility:visible;mso-wrap-style:square">
             <v:imagedata r:id="rId9" o:title=""/>
           </v:shape>
         </w:pict>
@@ -2434,6 +2767,16 @@
         </w:rPr>
         <w:t>Рисунок 2 – Таблица маршрутизации R3</w:t>
       </w:r>
+    </w:p>
+    <w:p>
+      <w:pPr>
+        <w:spacing w:after="120" w:line="276" w:lineRule="auto"/>
+        <w:jc w:val="both"/>
+        <w:rPr>
+          <w:sz w:val="28"/>
+          <w:szCs w:val="28"/>
+        </w:rPr>
+      </w:pPr>
     </w:p>
     <w:p>
       <w:pPr>
@@ -2483,13 +2826,49 @@
           <w:szCs w:val="28"/>
         </w:rPr>
       </w:pPr>
-      <w:r>
-        <w:rPr>
-          <w:sz w:val="28"/>
-          <w:szCs w:val="28"/>
-        </w:rPr>
-        <w:t>С компьютера PC2 выполнена команда ping 192.168.0.2. Первый запуск включал тайм-аут начального запроса; при повторной проверке получены все четыре ответа.</w:t>
-      </w:r>
+    </w:p>
+    <w:p>
+      <w:pPr>
+        <w:spacing w:after="120" w:line="276" w:lineRule="auto"/>
+        <w:jc w:val="both"/>
+        <w:rPr>
+          <w:sz w:val="28"/>
+          <w:szCs w:val="28"/>
+        </w:rPr>
+      </w:pPr>
+      <w:r>
+        <w:rPr>
+          <w:sz w:val="28"/>
+          <w:szCs w:val="28"/>
+        </w:rPr>
+        <w:t xml:space="preserve">С компьютера PC2 выполнена команда </w:t>
+      </w:r>
+      <w:proofErr w:type="spellStart"/>
+      <w:r>
+        <w:rPr>
+          <w:sz w:val="28"/>
+          <w:szCs w:val="28"/>
+        </w:rPr>
+        <w:t>ping</w:t>
+      </w:r>
+      <w:proofErr w:type="spellEnd"/>
+      <w:r>
+        <w:rPr>
+          <w:sz w:val="28"/>
+          <w:szCs w:val="28"/>
+        </w:rPr>
+        <w:t xml:space="preserve"> 192.168.0.2. Первый запуск включал тайм-аут начального запроса; при повторной проверке получены все четыре ответа.</w:t>
+      </w:r>
+    </w:p>
+    <w:p>
+      <w:pPr>
+        <w:spacing w:after="120" w:line="276" w:lineRule="auto"/>
+        <w:jc w:val="both"/>
+        <w:rPr>
+          <w:sz w:val="28"/>
+          <w:szCs w:val="28"/>
+        </w:rPr>
+      </w:pPr>
     </w:p>
     <w:p>
       <w:pPr>
@@ -2533,6 +2912,16 @@
           <w:szCs w:val="28"/>
         </w:rPr>
       </w:pPr>
+    </w:p>
+    <w:p>
+      <w:pPr>
+        <w:spacing w:after="120" w:line="276" w:lineRule="auto"/>
+        <w:jc w:val="both"/>
+        <w:rPr>
+          <w:sz w:val="28"/>
+          <w:szCs w:val="28"/>
+        </w:rPr>
+      </w:pPr>
       <w:r>
         <w:rPr>
           <w:sz w:val="28"/>
@@ -2572,13 +2961,49 @@
           <w:szCs w:val="28"/>
         </w:rPr>
       </w:pPr>
-      <w:r>
-        <w:rPr>
-          <w:sz w:val="28"/>
-          <w:szCs w:val="28"/>
-        </w:rPr>
-        <w:t>Для проверки второй удалённой подсети с PC2 выполнена команда ping 192.168.1.2. После начального обмена повторён запрос.</w:t>
-      </w:r>
+    </w:p>
+    <w:p>
+      <w:pPr>
+        <w:spacing w:after="120" w:line="276" w:lineRule="auto"/>
+        <w:jc w:val="both"/>
+        <w:rPr>
+          <w:sz w:val="28"/>
+          <w:szCs w:val="28"/>
+        </w:rPr>
+      </w:pPr>
+      <w:r>
+        <w:rPr>
+          <w:sz w:val="28"/>
+          <w:szCs w:val="28"/>
+        </w:rPr>
+        <w:t xml:space="preserve">Для проверки второй удалённой подсети с PC2 выполнена команда </w:t>
+      </w:r>
+      <w:proofErr w:type="spellStart"/>
+      <w:r>
+        <w:rPr>
+          <w:sz w:val="28"/>
+          <w:szCs w:val="28"/>
+        </w:rPr>
+        <w:t>ping</w:t>
+      </w:r>
+      <w:proofErr w:type="spellEnd"/>
+      <w:r>
+        <w:rPr>
+          <w:sz w:val="28"/>
+          <w:szCs w:val="28"/>
+        </w:rPr>
+        <w:t xml:space="preserve"> 192.168.1.2. После начального обмена повторён запрос.</w:t>
+      </w:r>
+    </w:p>
+    <w:p>
+      <w:pPr>
+        <w:spacing w:after="120" w:line="276" w:lineRule="auto"/>
+        <w:jc w:val="both"/>
+        <w:rPr>
+          <w:sz w:val="28"/>
+          <w:szCs w:val="28"/>
+        </w:rPr>
+      </w:pPr>
     </w:p>
     <w:p>
       <w:pPr>
@@ -2590,7 +3015,7 @@
           <w:noProof/>
         </w:rPr>
         <w:pict w14:anchorId="5A7463A2">
-          <v:shape id="Picture 4" o:spid="_x0000_i1026" type="#_x0000_t75" style="width:439.5pt;height:352.5pt;visibility:visible;mso-wrap-style:square">
+          <v:shape id="Picture 4" o:spid="_x0000_i1028" type="#_x0000_t75" style="width:439.5pt;height:352.5pt;visibility:visible;mso-wrap-style:square">
             <v:imagedata r:id="rId11" o:title=""/>
           </v:shape>
         </w:pict>
@@ -2612,6 +3037,16 @@
         </w:rPr>
         <w:t>Рисунок 4 – Проверка с PC2 на PC1</w:t>
       </w:r>
+    </w:p>
+    <w:p>
+      <w:pPr>
+        <w:spacing w:after="120" w:line="276" w:lineRule="auto"/>
+        <w:jc w:val="both"/>
+        <w:rPr>
+          <w:sz w:val="28"/>
+          <w:szCs w:val="28"/>
+        </w:rPr>
+      </w:pPr>
     </w:p>
     <w:p>
       <w:pPr>
@@ -2662,7 +3097,7 @@
           <w:noProof/>
         </w:rPr>
         <w:pict w14:anchorId="5814B6D9">
-          <v:shape id="Picture 5" o:spid="_x0000_i1025" type="#_x0000_t75" style="width:439.5pt;height:352.5pt;visibility:visible;mso-wrap-style:square">
+          <v:shape id="Picture 5" o:spid="_x0000_i1029" type="#_x0000_t75" style="width:439.5pt;height:352.5pt;visibility:visible;mso-wrap-style:square">
             <v:imagedata r:id="rId12" o:title=""/>
           </v:shape>
         </w:pict>
@@ -2694,12 +3129,38 @@
           <w:szCs w:val="28"/>
         </w:rPr>
       </w:pPr>
-      <w:r>
-        <w:rPr>
-          <w:sz w:val="28"/>
-          <w:szCs w:val="28"/>
-        </w:rPr>
-        <w:t>Повторный ping 192.168.1.2 с PC0 завершился без потерь: получено 4 ответа из 4. Таким образом, проверены все три пары локальных подсетей.</w:t>
+    </w:p>
+    <w:p>
+      <w:pPr>
+        <w:spacing w:after="120" w:line="276" w:lineRule="auto"/>
+        <w:jc w:val="both"/>
+        <w:rPr>
+          <w:sz w:val="28"/>
+          <w:szCs w:val="28"/>
+        </w:rPr>
+      </w:pPr>
+      <w:r>
+        <w:rPr>
+          <w:sz w:val="28"/>
+          <w:szCs w:val="28"/>
+        </w:rPr>
+        <w:t xml:space="preserve">Повторный </w:t>
+      </w:r>
+      <w:proofErr w:type="spellStart"/>
+      <w:r>
+        <w:rPr>
+          <w:sz w:val="28"/>
+          <w:szCs w:val="28"/>
+        </w:rPr>
+        <w:t>ping</w:t>
+      </w:r>
+      <w:proofErr w:type="spellEnd"/>
+      <w:r>
+        <w:rPr>
+          <w:sz w:val="28"/>
+          <w:szCs w:val="28"/>
+        </w:rPr>
+        <w:t xml:space="preserve"> 192.168.1.2 с PC0 завершился без потерь: получено 4 ответа из 4. Таким образом, проверены все три пары локальных подсетей.</w:t>
       </w:r>
     </w:p>
     <w:p>
@@ -2743,7 +3204,6 @@
         <w:rPr>
           <w:sz w:val="28"/>
           <w:szCs w:val="28"/>
-          <w:lang w:val="en-US"/>
         </w:rPr>
         <w:t xml:space="preserve"> </w:t>
       </w:r>
@@ -5333,6 +5793,49 @@
       <w:szCs w:val="24"/>
     </w:rPr>
   </w:style>
+  <w:style w:type="character" w:styleId="af6">
+    <w:name w:val="Emphasis"/>
+    <w:qFormat/>
+    <w:rsid w:val="00C96920"/>
+    <w:rPr>
+      <w:i/>
+      <w:iCs/>
+    </w:rPr>
+  </w:style>
+  <w:style w:type="paragraph" w:styleId="af7">
+    <w:name w:val="Title"/>
+    <w:basedOn w:val="a"/>
+    <w:next w:val="a"/>
+    <w:link w:val="af8"/>
+    <w:qFormat/>
+    <w:rsid w:val="00C96920"/>
+    <w:pPr>
+      <w:spacing w:before="240" w:after="60"/>
+      <w:jc w:val="center"/>
+      <w:outlineLvl w:val="0"/>
+    </w:pPr>
+    <w:rPr>
+      <w:rFonts w:ascii="Calibri Light" w:hAnsi="Calibri Light"/>
+      <w:b/>
+      <w:bCs/>
+      <w:kern w:val="28"/>
+      <w:sz w:val="32"/>
+      <w:szCs w:val="32"/>
+    </w:rPr>
+  </w:style>
+  <w:style w:type="character" w:customStyle="1" w:styleId="af8">
+    <w:name w:val="Заголовок Знак"/>
+    <w:link w:val="af7"/>
+    <w:rsid w:val="00C96920"/>
+    <w:rPr>
+      <w:rFonts w:ascii="Calibri Light" w:eastAsia="Times New Roman" w:hAnsi="Calibri Light" w:cs="Times New Roman"/>
+      <w:b/>
+      <w:bCs/>
+      <w:kern w:val="28"/>
+      <w:sz w:val="32"/>
+      <w:szCs w:val="32"/>
+    </w:rPr>
+  </w:style>
 </w:styles>
 </file>
 

--- a/сети/Лабораторная работа 6/лабораторная_6.docx
+++ b/сети/Лабораторная работа 6/лабораторная_6.docx
@@ -903,8 +903,8 @@
     </w:p>
     <w:p>
       <w:pPr>
-        <w:spacing w:after="120" w:line="276" w:lineRule="auto"/>
-        <w:jc w:val="both"/>
+        <w:keepNext/>
+        <w:spacing w:before="120" w:after="120" w:line="276" w:lineRule="auto"/>
         <w:rPr>
           <w:sz w:val="24"/>
           <w:szCs w:val="28"/>
@@ -913,30 +913,21 @@
     </w:p>
     <w:p>
       <w:pPr>
-        <w:spacing w:after="120" w:line="276" w:lineRule="auto"/>
-        <w:jc w:val="both"/>
-        <w:rPr>
-          <w:sz w:val="28"/>
-          <w:szCs w:val="28"/>
-        </w:rPr>
-      </w:pPr>
-    </w:p>
-    <w:p>
-      <w:pPr>
-        <w:pStyle w:val="af7"/>
-        <w:rPr>
-          <w:rFonts w:ascii="Times New Roman" w:hAnsi="Times New Roman"/>
-          <w:kern w:val="0"/>
-          <w:sz w:val="28"/>
-        </w:rPr>
-      </w:pPr>
-      <w:r>
-        <w:rPr>
-          <w:rFonts w:ascii="Times New Roman" w:hAnsi="Times New Roman"/>
-          <w:kern w:val="0"/>
-          <w:sz w:val="28"/>
-        </w:rPr>
-        <w:lastRenderedPageBreak/>
+        <w:keepNext/>
+        <w:spacing w:before="120" w:after="120" w:line="276" w:lineRule="auto"/>
+        <w:jc w:val="center"/>
+        <w:rPr>
+          <w:b/>
+          <w:sz w:val="28"/>
+          <w:szCs w:val="28"/>
+        </w:rPr>
+      </w:pPr>
+      <w:r>
+        <w:rPr>
+          <w:b/>
+          <w:sz w:val="28"/>
+          <w:szCs w:val="28"/>
+        </w:rPr>
         <w:t>Адресация устройств</w:t>
       </w:r>
     </w:p>
@@ -2193,74 +2184,53 @@
     </w:p>
     <w:p>
       <w:pPr>
-        <w:keepNext/>
-        <w:pageBreakBefore/>
-        <w:spacing w:before="120" w:after="120" w:line="276" w:lineRule="auto"/>
-        <w:jc w:val="center"/>
-        <w:rPr>
-          <w:b/>
-          <w:sz w:val="28"/>
-          <w:szCs w:val="28"/>
-        </w:rPr>
-      </w:pPr>
-      <w:r>
-        <w:rPr>
-          <w:b/>
-          <w:sz w:val="28"/>
-          <w:szCs w:val="28"/>
-        </w:rPr>
-        <w:lastRenderedPageBreak/>
-        <w:t>Настройка RIP</w:t>
-      </w:r>
-    </w:p>
-    <w:p>
-      <w:pPr>
-        <w:spacing w:after="120" w:line="276" w:lineRule="auto"/>
-        <w:jc w:val="both"/>
-        <w:rPr>
-          <w:sz w:val="28"/>
-          <w:szCs w:val="28"/>
-        </w:rPr>
-      </w:pPr>
-      <w:r>
-        <w:rPr>
-          <w:sz w:val="28"/>
-          <w:szCs w:val="28"/>
-        </w:rPr>
-        <w:t xml:space="preserve">На каждом маршрутизаторе включён RIP версии 2 и объявлены непосредственно подключённые сети. Команда </w:t>
-      </w:r>
-      <w:proofErr w:type="spellStart"/>
-      <w:r>
-        <w:rPr>
-          <w:sz w:val="28"/>
-          <w:szCs w:val="28"/>
-        </w:rPr>
-        <w:t>no</w:t>
-      </w:r>
-      <w:proofErr w:type="spellEnd"/>
-      <w:r>
-        <w:rPr>
-          <w:sz w:val="28"/>
-          <w:szCs w:val="28"/>
-        </w:rPr>
-        <w:t xml:space="preserve"> </w:t>
-      </w:r>
-      <w:proofErr w:type="spellStart"/>
-      <w:r>
-        <w:rPr>
-          <w:sz w:val="28"/>
-          <w:szCs w:val="28"/>
-        </w:rPr>
-        <w:t>auto-summary</w:t>
-      </w:r>
-      <w:proofErr w:type="spellEnd"/>
-      <w:r>
-        <w:rPr>
-          <w:sz w:val="28"/>
-          <w:szCs w:val="28"/>
-        </w:rPr>
-        <w:t xml:space="preserve"> отключает автоматическое суммирование. Изменения сохранены в файле проекта.</w:t>
-      </w:r>
+        <w:spacing w:after="120" w:line="276" w:lineRule="auto"/>
+        <w:jc w:val="both"/>
+        <w:rPr>
+          <w:sz w:val="28"/>
+          <w:szCs w:val="28"/>
+        </w:rPr>
+      </w:pPr>
+    </w:p>
+    <w:p>
+      <w:pPr>
+        <w:spacing w:after="120" w:line="276" w:lineRule="auto"/>
+        <w:jc w:val="both"/>
+        <w:rPr>
+          <w:sz w:val="28"/>
+          <w:szCs w:val="28"/>
+        </w:rPr>
+      </w:pPr>
+    </w:p>
+    <w:p>
+      <w:pPr>
+        <w:spacing w:after="120" w:line="276" w:lineRule="auto"/>
+        <w:jc w:val="both"/>
+        <w:rPr>
+          <w:sz w:val="28"/>
+          <w:szCs w:val="28"/>
+        </w:rPr>
+      </w:pPr>
+    </w:p>
+    <w:p>
+      <w:pPr>
+        <w:spacing w:after="120" w:line="276" w:lineRule="auto"/>
+        <w:jc w:val="both"/>
+        <w:rPr>
+          <w:sz w:val="28"/>
+          <w:szCs w:val="28"/>
+        </w:rPr>
+      </w:pPr>
+    </w:p>
+    <w:p>
+      <w:pPr>
+        <w:spacing w:after="120" w:line="276" w:lineRule="auto"/>
+        <w:jc w:val="both"/>
+        <w:rPr>
+          <w:sz w:val="28"/>
+          <w:szCs w:val="28"/>
+        </w:rPr>
+      </w:pPr>
     </w:p>
     <w:p>
       <w:pPr>
@@ -2271,106 +2241,65 @@
           <w:b/>
           <w:sz w:val="28"/>
           <w:szCs w:val="28"/>
-          <w:lang w:val="en-US"/>
-        </w:rPr>
-      </w:pPr>
-      <w:r>
-        <w:rPr>
-          <w:b/>
-          <w:sz w:val="28"/>
-          <w:szCs w:val="28"/>
-          <w:lang w:val="en-US"/>
-        </w:rPr>
-        <w:t>R1</w:t>
-      </w:r>
-    </w:p>
-    <w:p>
-      <w:pPr>
-        <w:spacing w:after="120"/>
-        <w:rPr>
-          <w:sz w:val="28"/>
-          <w:szCs w:val="28"/>
-          <w:lang w:val="en-US"/>
-        </w:rPr>
-      </w:pPr>
-      <w:r>
-        <w:rPr>
-          <w:rFonts w:ascii="Courier New" w:hAnsi="Courier New"/>
-          <w:sz w:val="22"/>
-          <w:szCs w:val="28"/>
-          <w:lang w:val="en-US"/>
-        </w:rPr>
-        <w:t>router rip</w:t>
-      </w:r>
-      <w:r>
-        <w:rPr>
-          <w:rFonts w:ascii="Courier New" w:hAnsi="Courier New"/>
-          <w:sz w:val="22"/>
-          <w:szCs w:val="28"/>
-          <w:lang w:val="en-US"/>
-        </w:rPr>
-        <w:br/>
-        <w:t xml:space="preserve"> version 2</w:t>
-      </w:r>
-      <w:r>
-        <w:rPr>
-          <w:rFonts w:ascii="Courier New" w:hAnsi="Courier New"/>
-          <w:sz w:val="22"/>
-          <w:szCs w:val="28"/>
-          <w:lang w:val="en-US"/>
-        </w:rPr>
-        <w:br/>
-        <w:t xml:space="preserve"> network 192.168.0.0</w:t>
-      </w:r>
-      <w:r>
-        <w:rPr>
-          <w:rFonts w:ascii="Courier New" w:hAnsi="Courier New"/>
-          <w:sz w:val="22"/>
-          <w:szCs w:val="28"/>
-          <w:lang w:val="en-US"/>
-        </w:rPr>
-        <w:br/>
-        <w:t xml:space="preserve"> network 192.168.4.0</w:t>
-      </w:r>
-      <w:r>
-        <w:rPr>
-          <w:rFonts w:ascii="Courier New" w:hAnsi="Courier New"/>
-          <w:sz w:val="22"/>
-          <w:szCs w:val="28"/>
-          <w:lang w:val="en-US"/>
-        </w:rPr>
-        <w:br/>
-        <w:t xml:space="preserve"> network 192.168.6.0</w:t>
-      </w:r>
-      <w:r>
-        <w:rPr>
-          <w:rFonts w:ascii="Courier New" w:hAnsi="Courier New"/>
-          <w:sz w:val="22"/>
-          <w:szCs w:val="28"/>
-          <w:lang w:val="en-US"/>
-        </w:rPr>
-        <w:br/>
-        <w:t xml:space="preserve"> no auto-summary</w:t>
-      </w:r>
-      <w:r>
-        <w:rPr>
-          <w:rFonts w:ascii="Courier New" w:hAnsi="Courier New"/>
-          <w:sz w:val="22"/>
-          <w:szCs w:val="28"/>
-          <w:lang w:val="en-US"/>
-        </w:rPr>
-        <w:br/>
-        <w:t>end</w:t>
-      </w:r>
-      <w:r>
-        <w:rPr>
-          <w:rFonts w:ascii="Courier New" w:hAnsi="Courier New"/>
-          <w:sz w:val="22"/>
-          <w:szCs w:val="28"/>
-          <w:lang w:val="en-US"/>
-        </w:rPr>
-        <w:br/>
-        <w:t>write memory</w:t>
+        </w:rPr>
+      </w:pPr>
+      <w:r>
+        <w:rPr>
+          <w:b/>
+          <w:sz w:val="28"/>
+          <w:szCs w:val="28"/>
+        </w:rPr>
+        <w:lastRenderedPageBreak/>
+        <w:t>Настройка RIP</w:t>
+      </w:r>
+    </w:p>
+    <w:p>
+      <w:pPr>
+        <w:spacing w:after="120" w:line="276" w:lineRule="auto"/>
+        <w:jc w:val="both"/>
+        <w:rPr>
+          <w:sz w:val="28"/>
+          <w:szCs w:val="28"/>
+        </w:rPr>
+      </w:pPr>
+      <w:r>
+        <w:rPr>
+          <w:sz w:val="28"/>
+          <w:szCs w:val="28"/>
+        </w:rPr>
+        <w:t xml:space="preserve">На каждом маршрутизаторе включён RIP версии 2 и объявлены непосредственно подключённые сети. Команда </w:t>
+      </w:r>
+      <w:proofErr w:type="spellStart"/>
+      <w:r>
+        <w:rPr>
+          <w:sz w:val="28"/>
+          <w:szCs w:val="28"/>
+        </w:rPr>
+        <w:t>no</w:t>
+      </w:r>
+      <w:proofErr w:type="spellEnd"/>
+      <w:r>
+        <w:rPr>
+          <w:sz w:val="28"/>
+          <w:szCs w:val="28"/>
+        </w:rPr>
+        <w:t xml:space="preserve"> </w:t>
+      </w:r>
+      <w:proofErr w:type="spellStart"/>
+      <w:r>
+        <w:rPr>
+          <w:sz w:val="28"/>
+          <w:szCs w:val="28"/>
+        </w:rPr>
+        <w:t>auto-summary</w:t>
+      </w:r>
+      <w:proofErr w:type="spellEnd"/>
+      <w:r>
+        <w:rPr>
+          <w:sz w:val="28"/>
+          <w:szCs w:val="28"/>
+        </w:rPr>
+        <w:t xml:space="preserve"> отключает автоматическое суммирование. Изменения сохранены в файле проекта.</w:t>
       </w:r>
     </w:p>
     <w:p>
@@ -2392,7 +2321,7 @@
           <w:szCs w:val="28"/>
           <w:lang w:val="en-US"/>
         </w:rPr>
-        <w:t>R2</w:t>
+        <w:t>R1</w:t>
       </w:r>
     </w:p>
     <w:p>
@@ -2431,7 +2360,7 @@
           <w:lang w:val="en-US"/>
         </w:rPr>
         <w:br/>
-        <w:t xml:space="preserve"> network 192.168.1.0</w:t>
+        <w:t xml:space="preserve"> network 192.168.0.0</w:t>
       </w:r>
       <w:r>
         <w:rPr>
@@ -2441,7 +2370,7 @@
           <w:lang w:val="en-US"/>
         </w:rPr>
         <w:br/>
-        <w:t xml:space="preserve"> network 192.168.5.0</w:t>
+        <w:t xml:space="preserve"> network 192.168.4.0</w:t>
       </w:r>
       <w:r>
         <w:rPr>
@@ -2503,7 +2432,7 @@
           <w:szCs w:val="28"/>
           <w:lang w:val="en-US"/>
         </w:rPr>
-        <w:t>R3</w:t>
+        <w:t>R2</w:t>
       </w:r>
     </w:p>
     <w:p>
@@ -2542,7 +2471,7 @@
           <w:lang w:val="en-US"/>
         </w:rPr>
         <w:br/>
-        <w:t xml:space="preserve"> network 192.168.2.0</w:t>
+        <w:t xml:space="preserve"> network 192.168.1.0</w:t>
       </w:r>
       <w:r>
         <w:rPr>
@@ -2552,7 +2481,7 @@
           <w:lang w:val="en-US"/>
         </w:rPr>
         <w:br/>
-        <w:t xml:space="preserve"> network 192.168.4.0</w:t>
+        <w:t xml:space="preserve"> network 192.168.5.0</w:t>
       </w:r>
       <w:r>
         <w:rPr>
@@ -2562,7 +2491,7 @@
           <w:lang w:val="en-US"/>
         </w:rPr>
         <w:br/>
-        <w:t xml:space="preserve"> network 192.168.5.0</w:t>
+        <w:t xml:space="preserve"> network 192.168.6.0</w:t>
       </w:r>
       <w:r>
         <w:rPr>
@@ -2597,25 +2526,215 @@
     </w:p>
     <w:p>
       <w:pPr>
-        <w:spacing w:after="120" w:line="276" w:lineRule="auto"/>
-        <w:jc w:val="both"/>
-        <w:rPr>
-          <w:sz w:val="28"/>
-          <w:szCs w:val="28"/>
-        </w:rPr>
-      </w:pPr>
-      <w:r>
+        <w:keepNext/>
+        <w:spacing w:before="120" w:after="120" w:line="276" w:lineRule="auto"/>
+        <w:jc w:val="center"/>
+        <w:rPr>
+          <w:b/>
+          <w:sz w:val="28"/>
+          <w:szCs w:val="28"/>
+          <w:lang w:val="en-US"/>
+        </w:rPr>
+      </w:pPr>
+      <w:r>
+        <w:rPr>
+          <w:b/>
+          <w:sz w:val="28"/>
+          <w:szCs w:val="28"/>
+          <w:lang w:val="en-US"/>
+        </w:rPr>
+        <w:t>R3</w:t>
+      </w:r>
+    </w:p>
+    <w:p>
+      <w:pPr>
+        <w:spacing w:after="120"/>
+        <w:rPr>
+          <w:sz w:val="28"/>
+          <w:szCs w:val="28"/>
+          <w:lang w:val="en-US"/>
+        </w:rPr>
+      </w:pPr>
+      <w:r>
+        <w:rPr>
+          <w:rFonts w:ascii="Courier New" w:hAnsi="Courier New"/>
+          <w:sz w:val="22"/>
+          <w:szCs w:val="28"/>
+          <w:lang w:val="en-US"/>
+        </w:rPr>
+        <w:t>router rip</w:t>
+      </w:r>
+      <w:r>
+        <w:rPr>
+          <w:rFonts w:ascii="Courier New" w:hAnsi="Courier New"/>
+          <w:sz w:val="22"/>
+          <w:szCs w:val="28"/>
+          <w:lang w:val="en-US"/>
+        </w:rPr>
+        <w:br/>
+        <w:t xml:space="preserve"> version 2</w:t>
+      </w:r>
+      <w:r>
+        <w:rPr>
+          <w:rFonts w:ascii="Courier New" w:hAnsi="Courier New"/>
+          <w:sz w:val="22"/>
+          <w:szCs w:val="28"/>
+          <w:lang w:val="en-US"/>
+        </w:rPr>
+        <w:br/>
+        <w:t xml:space="preserve"> network 192.168.2.0</w:t>
+      </w:r>
+      <w:r>
+        <w:rPr>
+          <w:rFonts w:ascii="Courier New" w:hAnsi="Courier New"/>
+          <w:sz w:val="22"/>
+          <w:szCs w:val="28"/>
+          <w:lang w:val="en-US"/>
+        </w:rPr>
+        <w:br/>
+        <w:t xml:space="preserve"> network 192.168.4.0</w:t>
+      </w:r>
+      <w:r>
+        <w:rPr>
+          <w:rFonts w:ascii="Courier New" w:hAnsi="Courier New"/>
+          <w:sz w:val="22"/>
+          <w:szCs w:val="28"/>
+          <w:lang w:val="en-US"/>
+        </w:rPr>
+        <w:br/>
+        <w:t xml:space="preserve"> network 192.168.5.0</w:t>
+      </w:r>
+      <w:r>
+        <w:rPr>
+          <w:rFonts w:ascii="Courier New" w:hAnsi="Courier New"/>
+          <w:sz w:val="22"/>
+          <w:szCs w:val="28"/>
+          <w:lang w:val="en-US"/>
+        </w:rPr>
+        <w:br/>
+        <w:t xml:space="preserve"> no auto-summary</w:t>
+      </w:r>
+      <w:r>
+        <w:rPr>
+          <w:rFonts w:ascii="Courier New" w:hAnsi="Courier New"/>
+          <w:sz w:val="22"/>
+          <w:szCs w:val="28"/>
+          <w:lang w:val="en-US"/>
+        </w:rPr>
+        <w:br/>
+        <w:t>end</w:t>
+      </w:r>
+      <w:r>
+        <w:rPr>
+          <w:rFonts w:ascii="Courier New" w:hAnsi="Courier New"/>
+          <w:sz w:val="22"/>
+          <w:szCs w:val="28"/>
+          <w:lang w:val="en-US"/>
+        </w:rPr>
+        <w:br/>
+        <w:t>write memory</w:t>
+      </w:r>
+    </w:p>
+    <w:p>
+      <w:pPr>
+        <w:spacing w:after="120" w:line="276" w:lineRule="auto"/>
+        <w:jc w:val="both"/>
         <w:rPr>
           <w:sz w:val="24"/>
           <w:szCs w:val="28"/>
         </w:rPr>
+      </w:pPr>
+      <w:r>
+        <w:rPr>
+          <w:sz w:val="24"/>
+          <w:szCs w:val="28"/>
+        </w:rPr>
         <w:t>RIPv2 использует число переходов как метрику. В таблице маршрутизации запись R обозначает маршрут, полученный по RIP; [120/1] означает административное расстояние 120 и один переход до сети назначения.</w:t>
       </w:r>
     </w:p>
     <w:p>
       <w:pPr>
+        <w:spacing w:after="120" w:line="276" w:lineRule="auto"/>
+        <w:jc w:val="both"/>
+        <w:rPr>
+          <w:sz w:val="24"/>
+          <w:szCs w:val="28"/>
+        </w:rPr>
+      </w:pPr>
+    </w:p>
+    <w:p>
+      <w:pPr>
+        <w:spacing w:after="120" w:line="276" w:lineRule="auto"/>
+        <w:jc w:val="both"/>
+        <w:rPr>
+          <w:sz w:val="24"/>
+          <w:szCs w:val="28"/>
+        </w:rPr>
+      </w:pPr>
+    </w:p>
+    <w:p>
+      <w:pPr>
+        <w:spacing w:after="120" w:line="276" w:lineRule="auto"/>
+        <w:jc w:val="both"/>
+        <w:rPr>
+          <w:sz w:val="24"/>
+          <w:szCs w:val="28"/>
+        </w:rPr>
+      </w:pPr>
+    </w:p>
+    <w:p>
+      <w:pPr>
+        <w:spacing w:after="120" w:line="276" w:lineRule="auto"/>
+        <w:jc w:val="both"/>
+        <w:rPr>
+          <w:sz w:val="24"/>
+          <w:szCs w:val="28"/>
+        </w:rPr>
+      </w:pPr>
+    </w:p>
+    <w:p>
+      <w:pPr>
+        <w:spacing w:after="120" w:line="276" w:lineRule="auto"/>
+        <w:jc w:val="both"/>
+        <w:rPr>
+          <w:sz w:val="24"/>
+          <w:szCs w:val="28"/>
+        </w:rPr>
+      </w:pPr>
+    </w:p>
+    <w:p>
+      <w:pPr>
+        <w:spacing w:after="120" w:line="276" w:lineRule="auto"/>
+        <w:jc w:val="both"/>
+        <w:rPr>
+          <w:sz w:val="24"/>
+          <w:szCs w:val="28"/>
+        </w:rPr>
+      </w:pPr>
+    </w:p>
+    <w:p>
+      <w:pPr>
+        <w:spacing w:after="120" w:line="276" w:lineRule="auto"/>
+        <w:jc w:val="both"/>
+        <w:rPr>
+          <w:sz w:val="24"/>
+          <w:szCs w:val="28"/>
+        </w:rPr>
+      </w:pPr>
+    </w:p>
+    <w:p>
+      <w:pPr>
+        <w:spacing w:after="120" w:line="276" w:lineRule="auto"/>
+        <w:jc w:val="both"/>
+        <w:rPr>
+          <w:sz w:val="28"/>
+          <w:szCs w:val="28"/>
+        </w:rPr>
+      </w:pPr>
+    </w:p>
+    <w:p>
+      <w:pPr>
         <w:keepNext/>
-        <w:pageBreakBefore/>
         <w:spacing w:before="120" w:after="120" w:line="276" w:lineRule="auto"/>
         <w:jc w:val="center"/>
         <w:rPr>
@@ -2797,8 +2916,47 @@
     </w:p>
     <w:p>
       <w:pPr>
+        <w:spacing w:after="120" w:line="276" w:lineRule="auto"/>
+        <w:jc w:val="both"/>
+        <w:rPr>
+          <w:sz w:val="28"/>
+          <w:szCs w:val="28"/>
+        </w:rPr>
+      </w:pPr>
+    </w:p>
+    <w:p>
+      <w:pPr>
+        <w:spacing w:after="120" w:line="276" w:lineRule="auto"/>
+        <w:jc w:val="both"/>
+        <w:rPr>
+          <w:sz w:val="28"/>
+          <w:szCs w:val="28"/>
+        </w:rPr>
+      </w:pPr>
+    </w:p>
+    <w:p>
+      <w:pPr>
+        <w:spacing w:after="120" w:line="276" w:lineRule="auto"/>
+        <w:jc w:val="both"/>
+        <w:rPr>
+          <w:sz w:val="28"/>
+          <w:szCs w:val="28"/>
+        </w:rPr>
+      </w:pPr>
+    </w:p>
+    <w:p>
+      <w:pPr>
+        <w:spacing w:after="120" w:line="276" w:lineRule="auto"/>
+        <w:jc w:val="both"/>
+        <w:rPr>
+          <w:sz w:val="28"/>
+          <w:szCs w:val="28"/>
+        </w:rPr>
+      </w:pPr>
+    </w:p>
+    <w:p>
+      <w:pPr>
         <w:keepNext/>
-        <w:pageBreakBefore/>
         <w:spacing w:before="120" w:after="120" w:line="276" w:lineRule="auto"/>
         <w:jc w:val="center"/>
         <w:rPr>
@@ -2932,8 +3090,57 @@
     </w:p>
     <w:p>
       <w:pPr>
+        <w:spacing w:after="120" w:line="276" w:lineRule="auto"/>
+        <w:jc w:val="both"/>
+        <w:rPr>
+          <w:sz w:val="28"/>
+          <w:szCs w:val="28"/>
+        </w:rPr>
+      </w:pPr>
+    </w:p>
+    <w:p>
+      <w:pPr>
+        <w:spacing w:after="120" w:line="276" w:lineRule="auto"/>
+        <w:jc w:val="both"/>
+        <w:rPr>
+          <w:sz w:val="28"/>
+          <w:szCs w:val="28"/>
+        </w:rPr>
+      </w:pPr>
+    </w:p>
+    <w:p>
+      <w:pPr>
+        <w:spacing w:after="120" w:line="276" w:lineRule="auto"/>
+        <w:jc w:val="both"/>
+        <w:rPr>
+          <w:sz w:val="28"/>
+          <w:szCs w:val="28"/>
+        </w:rPr>
+      </w:pPr>
+    </w:p>
+    <w:p>
+      <w:pPr>
+        <w:spacing w:after="120" w:line="276" w:lineRule="auto"/>
+        <w:jc w:val="both"/>
+        <w:rPr>
+          <w:sz w:val="28"/>
+          <w:szCs w:val="28"/>
+        </w:rPr>
+      </w:pPr>
+    </w:p>
+    <w:p>
+      <w:pPr>
+        <w:spacing w:after="120" w:line="276" w:lineRule="auto"/>
+        <w:jc w:val="both"/>
+        <w:rPr>
+          <w:sz w:val="28"/>
+          <w:szCs w:val="28"/>
+        </w:rPr>
+      </w:pPr>
+    </w:p>
+    <w:p>
+      <w:pPr>
         <w:keepNext/>
-        <w:pageBreakBefore/>
         <w:spacing w:before="120" w:after="120" w:line="276" w:lineRule="auto"/>
         <w:jc w:val="center"/>
         <w:rPr>
@@ -3067,12 +3274,79 @@
     </w:p>
     <w:p>
       <w:pPr>
-        <w:keepNext/>
-        <w:pageBreakBefore/>
-        <w:spacing w:before="120" w:after="120" w:line="276" w:lineRule="auto"/>
+        <w:spacing w:after="120" w:line="276" w:lineRule="auto"/>
+        <w:jc w:val="both"/>
+        <w:rPr>
+          <w:sz w:val="28"/>
+          <w:szCs w:val="28"/>
+        </w:rPr>
+      </w:pPr>
+    </w:p>
+    <w:p>
+      <w:pPr>
+        <w:spacing w:after="120" w:line="276" w:lineRule="auto"/>
+        <w:jc w:val="both"/>
+        <w:rPr>
+          <w:sz w:val="28"/>
+          <w:szCs w:val="28"/>
+        </w:rPr>
+      </w:pPr>
+    </w:p>
+    <w:p>
+      <w:pPr>
+        <w:spacing w:after="120" w:line="276" w:lineRule="auto"/>
+        <w:jc w:val="both"/>
+        <w:rPr>
+          <w:sz w:val="28"/>
+          <w:szCs w:val="28"/>
+        </w:rPr>
+      </w:pPr>
+    </w:p>
+    <w:p>
+      <w:pPr>
+        <w:spacing w:after="120" w:line="276" w:lineRule="auto"/>
+        <w:jc w:val="both"/>
+        <w:rPr>
+          <w:sz w:val="28"/>
+          <w:szCs w:val="28"/>
+        </w:rPr>
+      </w:pPr>
+    </w:p>
+    <w:p>
+      <w:pPr>
+        <w:spacing w:after="120" w:line="276" w:lineRule="auto"/>
+        <w:jc w:val="both"/>
+        <w:rPr>
+          <w:sz w:val="28"/>
+          <w:szCs w:val="28"/>
+        </w:rPr>
+      </w:pPr>
+    </w:p>
+    <w:p>
+      <w:pPr>
+        <w:spacing w:after="120" w:line="276" w:lineRule="auto"/>
+        <w:jc w:val="both"/>
+        <w:rPr>
+          <w:sz w:val="28"/>
+          <w:szCs w:val="28"/>
+        </w:rPr>
+      </w:pPr>
+    </w:p>
+    <w:p>
+      <w:pPr>
+        <w:spacing w:after="120" w:line="276" w:lineRule="auto"/>
+        <w:jc w:val="both"/>
+        <w:rPr>
+          <w:sz w:val="28"/>
+          <w:szCs w:val="28"/>
+        </w:rPr>
+      </w:pPr>
+    </w:p>
+    <w:p>
+      <w:pPr>
+        <w:spacing w:after="120" w:line="276" w:lineRule="auto"/>
         <w:jc w:val="center"/>
         <w:rPr>
-          <w:b/>
           <w:sz w:val="28"/>
           <w:szCs w:val="28"/>
         </w:rPr>
@@ -3178,6 +3452,7 @@
       <w:pPr>
         <w:keepNext/>
         <w:spacing w:before="120" w:after="120" w:line="276" w:lineRule="auto"/>
+        <w:jc w:val="both"/>
         <w:rPr>
           <w:b/>
           <w:sz w:val="28"/>
@@ -3202,24 +3477,45 @@
       </w:r>
       <w:r>
         <w:rPr>
-          <w:sz w:val="28"/>
-          <w:szCs w:val="28"/>
-        </w:rPr>
-        <w:t xml:space="preserve"> </w:t>
-      </w:r>
-      <w:r>
-        <w:rPr>
-          <w:sz w:val="28"/>
-          <w:szCs w:val="28"/>
-        </w:rPr>
-        <w:t>и</w:t>
-      </w:r>
-      <w:r>
-        <w:rPr>
-          <w:sz w:val="28"/>
-          <w:szCs w:val="28"/>
-        </w:rPr>
-        <w:t xml:space="preserve">зучил динамическую маршрутизацию и настройку RIPv2. </w:t>
+          <w:bCs/>
+          <w:sz w:val="28"/>
+          <w:szCs w:val="28"/>
+        </w:rPr>
+        <w:t xml:space="preserve"> изучил</w:t>
+      </w:r>
+      <w:r>
+        <w:rPr>
+          <w:bCs/>
+          <w:sz w:val="28"/>
+          <w:szCs w:val="28"/>
+        </w:rPr>
+        <w:t xml:space="preserve"> динамическую маршрутизацию и настроил RIPv2 на трёх маршрутизаторах. Проверил таблицы маршрутизации и связь между подсетями командой </w:t>
+      </w:r>
+      <w:proofErr w:type="spellStart"/>
+      <w:r>
+        <w:rPr>
+          <w:bCs/>
+          <w:sz w:val="28"/>
+          <w:szCs w:val="28"/>
+        </w:rPr>
+        <w:t>ping</w:t>
+      </w:r>
+      <w:proofErr w:type="spellEnd"/>
+      <w:r>
+        <w:rPr>
+          <w:bCs/>
+          <w:sz w:val="28"/>
+          <w:szCs w:val="28"/>
+        </w:rPr>
+        <w:t xml:space="preserve">, </w:t>
+      </w:r>
+      <w:r>
+        <w:rPr>
+          <w:bCs/>
+          <w:sz w:val="28"/>
+          <w:szCs w:val="28"/>
+        </w:rPr>
+        <w:t>потерь пакетов нет. Закрепил навыки настройки адресации и диагностики сети.</w:t>
       </w:r>
     </w:p>
     <w:p>
@@ -3288,35 +3584,10 @@
         <w:jc w:val="center"/>
         <w:rPr>
           <w:b/>
-          <w:sz w:val="28"/>
-          <w:szCs w:val="28"/>
-        </w:rPr>
-      </w:pPr>
-      <w:r>
-        <w:rPr>
-          <w:b/>
           <w:sz w:val="24"/>
           <w:szCs w:val="28"/>
         </w:rPr>
-        <w:t>2 Какие характеристики используются в метриках</w:t>
-      </w:r>
-    </w:p>
-    <w:p>
-      <w:pPr>
-        <w:spacing w:after="120" w:line="276" w:lineRule="auto"/>
-        <w:jc w:val="both"/>
-        <w:rPr>
-          <w:sz w:val="28"/>
-          <w:szCs w:val="28"/>
-        </w:rPr>
-      </w:pPr>
-      <w:r>
-        <w:rPr>
-          <w:sz w:val="24"/>
-          <w:szCs w:val="28"/>
-        </w:rPr>
-        <w:t>В зависимости от протокола учитываются пропускная способность, задержка, нагрузка, надёжность, количество переходов и стоимость. Конкретный протокол использует собственный набор показателей.</w:t>
-      </w:r>
+      </w:pPr>
     </w:p>
     <w:p>
       <w:pPr>
@@ -3335,7 +3606,7 @@
           <w:sz w:val="24"/>
           <w:szCs w:val="28"/>
         </w:rPr>
-        <w:t>3 Чем отличаются протокол маршрутизации и маршрутизируемый протокол</w:t>
+        <w:t>2 Какие характеристики используются в метриках</w:t>
       </w:r>
     </w:p>
     <w:p>
@@ -3352,7 +3623,7 @@
           <w:sz w:val="24"/>
           <w:szCs w:val="28"/>
         </w:rPr>
-        <w:t>Протокол маршрутизации, например RIP или OSPF, передаёт сведения о сетях и помогает сформировать таблицу маршрутизации. Маршрутизируемый протокол, например IP, определяет адресацию и формат пакетов, передаваемых между сетями.</w:t>
+        <w:t>В зависимости от протокола учитываются пропускная способность, задержка, нагрузка, надёжность, количество переходов и стоимость. Конкретный протокол использует собственный набор показателей.</w:t>
       </w:r>
     </w:p>
     <w:p>
@@ -3362,35 +3633,10 @@
         <w:jc w:val="center"/>
         <w:rPr>
           <w:b/>
-          <w:sz w:val="28"/>
-          <w:szCs w:val="28"/>
-        </w:rPr>
-      </w:pPr>
-      <w:r>
-        <w:rPr>
-          <w:b/>
           <w:sz w:val="24"/>
           <w:szCs w:val="28"/>
         </w:rPr>
-        <w:t>4 Что такое автономная система</w:t>
-      </w:r>
-    </w:p>
-    <w:p>
-      <w:pPr>
-        <w:spacing w:after="120" w:line="276" w:lineRule="auto"/>
-        <w:jc w:val="both"/>
-        <w:rPr>
-          <w:sz w:val="28"/>
-          <w:szCs w:val="28"/>
-        </w:rPr>
-      </w:pPr>
-      <w:r>
-        <w:rPr>
-          <w:sz w:val="24"/>
-          <w:szCs w:val="28"/>
-        </w:rPr>
-        <w:t>Автономная система – совокупность сетей под единым административным управлением с согласованной политикой маршрутизации. Она позволяет рассматривать множество сетей как одну административную область при обмене маршрутами.</w:t>
-      </w:r>
+      </w:pPr>
     </w:p>
     <w:p>
       <w:pPr>
@@ -3409,7 +3655,7 @@
           <w:sz w:val="24"/>
           <w:szCs w:val="28"/>
         </w:rPr>
-        <w:t>5 Какие задачи решает протокол маршрутизации</w:t>
+        <w:t>3 Чем отличаются протокол маршрутизации и маршрутизируемый протокол</w:t>
       </w:r>
     </w:p>
     <w:p>
@@ -3426,7 +3672,7 @@
           <w:sz w:val="24"/>
           <w:szCs w:val="28"/>
         </w:rPr>
-        <w:t>Он обнаруживает доступные сети, обменивается маршрутной информацией, выбирает пути по метрике и обновляет таблицу маршрутизации при изменении топологии.</w:t>
+        <w:t>Протокол маршрутизации, например RIP или OSPF, передаёт сведения о сетях и помогает сформировать таблицу маршрутизации. Маршрутизируемый протокол, например IP, определяет адресацию и формат пакетов, передаваемых между сетями.</w:t>
       </w:r>
     </w:p>
     <w:p>
@@ -3436,16 +3682,126 @@
         <w:jc w:val="center"/>
         <w:rPr>
           <w:b/>
-          <w:sz w:val="28"/>
-          <w:szCs w:val="28"/>
-        </w:rPr>
-      </w:pPr>
-      <w:r>
-        <w:rPr>
-          <w:b/>
           <w:sz w:val="24"/>
           <w:szCs w:val="28"/>
         </w:rPr>
+      </w:pPr>
+    </w:p>
+    <w:p>
+      <w:pPr>
+        <w:keepNext/>
+        <w:spacing w:before="120" w:after="120" w:line="276" w:lineRule="auto"/>
+        <w:jc w:val="center"/>
+        <w:rPr>
+          <w:b/>
+          <w:sz w:val="28"/>
+          <w:szCs w:val="28"/>
+        </w:rPr>
+      </w:pPr>
+      <w:r>
+        <w:rPr>
+          <w:b/>
+          <w:sz w:val="24"/>
+          <w:szCs w:val="28"/>
+        </w:rPr>
+        <w:t>4 Что такое автономная система</w:t>
+      </w:r>
+    </w:p>
+    <w:p>
+      <w:pPr>
+        <w:spacing w:after="120" w:line="276" w:lineRule="auto"/>
+        <w:jc w:val="both"/>
+        <w:rPr>
+          <w:sz w:val="28"/>
+          <w:szCs w:val="28"/>
+        </w:rPr>
+      </w:pPr>
+      <w:r>
+        <w:rPr>
+          <w:sz w:val="24"/>
+          <w:szCs w:val="28"/>
+        </w:rPr>
+        <w:t>Автономная система – совокупность сетей под единым административным управлением с согласованной политикой маршрутизации. Она позволяет рассматривать множество сетей как одну административную область при обмене маршрутами.</w:t>
+      </w:r>
+    </w:p>
+    <w:p>
+      <w:pPr>
+        <w:keepNext/>
+        <w:spacing w:before="120" w:after="120" w:line="276" w:lineRule="auto"/>
+        <w:jc w:val="center"/>
+        <w:rPr>
+          <w:b/>
+          <w:sz w:val="24"/>
+          <w:szCs w:val="28"/>
+        </w:rPr>
+      </w:pPr>
+    </w:p>
+    <w:p>
+      <w:pPr>
+        <w:keepNext/>
+        <w:spacing w:before="120" w:after="120" w:line="276" w:lineRule="auto"/>
+        <w:jc w:val="center"/>
+        <w:rPr>
+          <w:b/>
+          <w:sz w:val="28"/>
+          <w:szCs w:val="28"/>
+        </w:rPr>
+      </w:pPr>
+      <w:r>
+        <w:rPr>
+          <w:b/>
+          <w:sz w:val="24"/>
+          <w:szCs w:val="28"/>
+        </w:rPr>
+        <w:t>5 Какие задачи решает протокол маршрутизации</w:t>
+      </w:r>
+    </w:p>
+    <w:p>
+      <w:pPr>
+        <w:spacing w:after="120" w:line="276" w:lineRule="auto"/>
+        <w:jc w:val="both"/>
+        <w:rPr>
+          <w:sz w:val="28"/>
+          <w:szCs w:val="28"/>
+        </w:rPr>
+      </w:pPr>
+      <w:r>
+        <w:rPr>
+          <w:sz w:val="24"/>
+          <w:szCs w:val="28"/>
+        </w:rPr>
+        <w:t>Он обнаруживает доступные сети, обменивается маршрутной информацией, выбирает пути по метрике и обновляет таблицу маршрутизации при изменении топологии.</w:t>
+      </w:r>
+    </w:p>
+    <w:p>
+      <w:pPr>
+        <w:keepNext/>
+        <w:spacing w:before="120" w:after="120" w:line="276" w:lineRule="auto"/>
+        <w:jc w:val="center"/>
+        <w:rPr>
+          <w:b/>
+          <w:sz w:val="24"/>
+          <w:szCs w:val="28"/>
+        </w:rPr>
+      </w:pPr>
+    </w:p>
+    <w:p>
+      <w:pPr>
+        <w:keepNext/>
+        <w:spacing w:before="120" w:after="120" w:line="276" w:lineRule="auto"/>
+        <w:jc w:val="center"/>
+        <w:rPr>
+          <w:b/>
+          <w:sz w:val="28"/>
+          <w:szCs w:val="28"/>
+        </w:rPr>
+      </w:pPr>
+      <w:r>
+        <w:rPr>
+          <w:b/>
+          <w:sz w:val="24"/>
+          <w:szCs w:val="28"/>
+        </w:rPr>
         <w:t>6 Как выбирается лучший путь</w:t>
       </w:r>
     </w:p>
@@ -3465,6 +3821,18 @@
         </w:rPr>
         <w:t>Маршрутизатор выбирает наиболее специфичный префикс для адреса назначения. При выборе источника маршрута к одному префиксу учитывает административное расстояние, а внутри протокола – его метрику. Равнозначные маршруты могут использоваться параллельно.</w:t>
       </w:r>
+    </w:p>
+    <w:p>
+      <w:pPr>
+        <w:keepNext/>
+        <w:spacing w:before="120" w:after="120" w:line="276" w:lineRule="auto"/>
+        <w:jc w:val="center"/>
+        <w:rPr>
+          <w:b/>
+          <w:sz w:val="24"/>
+          <w:szCs w:val="28"/>
+        </w:rPr>
+      </w:pPr>
     </w:p>
     <w:p>
       <w:pPr>
